--- a/example_articles/race_ethnicity/White/4.race_ethnicity_White_Other_publisher.docx
+++ b/example_articles/race_ethnicity/White/4.race_ethnicity_White_Other_publisher.docx
@@ -32,12 +32,12 @@
     </w:p>
     <w:p>
       <w:r>
-        <w:t>Extracted race/ethnicity: White (working-class Irish families)</w:t>
+        <w:t>Raw race_ethnicity result: White (working-class Irish families)</w:t>
       </w:r>
     </w:p>
     <w:p>
       <w:r>
-        <w:t>Race/Ethnicity (Standardized): White</w:t>
+        <w:t>race_ethnicity_stand_flat (Standardized): White</w:t>
       </w:r>
     </w:p>
     <w:p>

--- a/example_articles/race_ethnicity/White/4.race_ethnicity_White_Other_publisher.docx
+++ b/example_articles/race_ethnicity/White/4.race_ethnicity_White_Other_publisher.docx
@@ -27,17 +27,17 @@
     </w:p>
     <w:p>
       <w:r>
-        <w:t>Source File: Other publishers/Files (500) (19).DOCX</w:t>
+        <w:t>Source file: Other publishers/Files (500) (19).DOCX</w:t>
       </w:r>
     </w:p>
     <w:p>
       <w:r>
-        <w:t>Raw race_ethnicity result: White (working-class Irish families)</w:t>
+        <w:t>Raw race ethnicity result, 'race_ethnicity': White (working-class Irish families)</w:t>
       </w:r>
     </w:p>
     <w:p>
       <w:r>
-        <w:t>race_ethnicity_stand_flat (Standardized): White</w:t>
+        <w:t>Standardized race ethnicity result, 'race_ethnicity_stand_flat': White</w:t>
       </w:r>
     </w:p>
     <w:p>

--- a/example_articles/race_ethnicity/White/4.race_ethnicity_White_Other_publisher.docx
+++ b/example_articles/race_ethnicity/White/4.race_ethnicity_White_Other_publisher.docx
@@ -7,7 +7,7 @@
         <w:pStyle w:val="Heading1"/>
       </w:pPr>
       <w:r>
-        <w:t>CBS hopes 'Doctor' can provide a cure</w:t>
+        <w:t>Couple's life was a mirage</w:t>
       </w:r>
     </w:p>
     <w:p>
@@ -17,22 +17,22 @@
     </w:p>
     <w:p>
       <w:r>
-        <w:t>Date: 1990-08-15</w:t>
+        <w:t>Date: 1990-01-10</w:t>
       </w:r>
     </w:p>
     <w:p>
       <w:r>
-        <w:t>Section: LIFE; Television</w:t>
+        <w:t>Section: NEWS; Pg. 3A</w:t>
       </w:r>
     </w:p>
     <w:p>
       <w:r>
-        <w:t>Source file: Other publishers/Files (500) (19).DOCX</w:t>
+        <w:t>Source file: Other publishers/Files (500) (25).DOCX</w:t>
       </w:r>
     </w:p>
     <w:p>
       <w:r>
-        <w:t>Raw race ethnicity result, 'race_ethnicity': White (working-class Irish families)</w:t>
+        <w:t>Raw race ethnicity result, 'race_ethnicity': White</w:t>
       </w:r>
     </w:p>
     <w:p>
@@ -49,39 +49,57 @@
     </w:p>
     <w:p>
       <w:r>
-        <w:t>CBS hopes Matt Frewer will be its Mork.</w:t>
+        <w:t>Charles Stuart lies cold and quiet in Woodlawn Cemetery's Plot 1445, but almost no one is willing to let him or the murder of his pregnant wife Carol lie in peace.</w:t>
         <w:br/>
-        <w:t>''We think Matt is the Robin Williams of the 1990s,'' says CBS Entertainment senior vice president Peter Tortorici. ''He's crazy, kinetic, unpredictable and unlike anyone else on TV.''</w:t>
+        <w:t>The shooting of Stuart's wife, his earlier tale that a black assailant was to blame, then his leap last Thursday off the Tobin Bridge after his brother made him the top suspect in his wife's murder has captivated a nation hungry for missing pieces of the sordid puzzle.</w:t>
         <w:br/>
-        <w:t>Doctor, Doctor, starring Frewer (Max Headroom and Honey, I Shrunk the Kids) as wild and crazy medicine man Mike Stratford, returns to the airwaves Monday at 8: 30 p.m. EDT/PDT with a new episode. The show has aired as a midseason replacement twice, last time out at the strange 10: 30 p.m. Monday time slot.</w:t>
+        <w:t>''I think all the answers went down in the Mystic River'' where Charles Stuart died, said Kathy King, a neighbor.</w:t>
         <w:br/>
-        <w:t>''The way we look at it, Doctor is a new show,'' says executive producer/creator Norman Steinberg. ''Most people have never seen us before, even though we've done 17 shows.''</w:t>
+        <w:t>What is it about the case that ''tugged at every emotion,'' as Joyce Brothers puts it?</w:t>
         <w:br/>
-        <w:t>Back for fall, the Doctor will air on Mondays for three weeks - two new episodes and one repeat - and move to Wednesdays at 8: 30 EDT/PDT on Sept. 19.</w:t>
+        <w:t>''It has all the elements,'' Brothers said, ''murder, romantic entanglements, money, mystery.'' And anger.</w:t>
         <w:br/>
-        <w:t>Ahead for this season:</w:t>
+        <w:t>''People are very angry that their emotions were manipulated. People very much resent being made a fool of and many people were very upset by this.''</w:t>
         <w:br/>
-        <w:t>- The partnership Stratford is in - he has three slightly saner</w:t>
+        <w:t>After Charles used his car phone to beg for help during the shooting, the story seemed a tragic end for what the media dubbed the ''Camelot couple.''</w:t>
         <w:br/>
-        <w:t>services on television and putting an espresso bar in the waiting room. Stratford is dead set against it.</w:t>
+        <w:t>''Theoretically,'' said Brothers, ''they were very much in love … coming back from a natural childbirth class - from what was supposed to have been the happiest moment in their lives.''</w:t>
         <w:br/>
-        <w:t>- The crazy doc gets a girlfriend. He'll start dating his yuppie colleague's sister, Leona, a psychiatrist who takes an office in their complex. The mother of an 8-year-old girl, she's just broken up with her husband and is totally neurotic over it.</w:t>
+        <w:t>Now, Carol Stuart's family talks about the mirage of her ''totally happy life.''</w:t>
         <w:br/>
-        <w:t>''We wanted to show another side of him, and see him interacting with the kid,'' says Doctor, Doctor co-executive producer David Frankel.</w:t>
+        <w:t>''It's unbelievable, we never would have guessed it in a million years,'' said her brother, Carl DiMaiti.</w:t>
         <w:br/>
-        <w:t>- Stratford will be hit with a malpractice suit.</w:t>
+        <w:t>''She was a little Cinderella,'' said Carol Dunn, who worked with Carol Stuart at Suffolk University Law School in Boston in 1983. ''She was a shining light. She was so bubbly. I never saw her in a bad mood.''</w:t>
         <w:br/>
-        <w:t>Designed as an adult comedy, Doctor is now being paired with the new Lenny, a sitcom about a working-class family, in the so-called family hour.</w:t>
+        <w:t>Dark-haired and petite, Carol Stuart, 30, worried about her weight and always ate salads. Mostly, Dunn said, ''she worried about other people and took care of them.''</w:t>
         <w:br/>
-        <w:t>CBS hopes Frewer's zaniness will appeal to kids and adults.</w:t>
+        <w:t>Dunn was especially impressed with Carol Stuart's close relationship with her family and then-boyfriend. Charles Stuart, a former altar boy, was as quiet as she was outgoing, says Dunn.</w:t>
         <w:br/>
-        <w:t>Even though they're looking to attract kids, Steinberg isn't making major creative changes.</w:t>
+        <w:t>Remy Sharrillo, 69, of Medford, who knew Carol since she was 15, said her parents never wanted her to marry Charles.</w:t>
         <w:br/>
-        <w:t>Stratford's brother happens to be gay, and that's not going to change. ''We deal openly with his lifestyle, because how can you ignore a fact of life?''</w:t>
+        <w:t>''He was a dishwasher,'' said Sharrillo. ''The father didn't like him at all and the wife wasn't that crazy about him either. They finally gave in. … She idolized the guy. She was nuts about him.''</w:t>
         <w:br/>
-        <w:t>The show won accolades from gay groups for an episode last season about homophobia.</w:t>
+        <w:t>At the couple's slate-blue split-level on Reading's Harvest Street, a wreath with little blue teddy bears still hangs on the door. The light above the front door is on.</w:t>
         <w:br/>
-        <w:t>Steinberg attributes the show's strength to Frewer. ''TV is a personality medium, and people like Matt. Besides that, we take stories that have been done before, but always with a different take. It's skewed, and then Matt adds his particular brand of zaniness.''</w:t>
+        <w:t>The Revere neighborhood where Charles Stuart grew up is a tight-knit enclave of mostly working-class Irish families. Most have lived there for generations; many are related. Children play in the street while their parents socialize.</w:t>
+        <w:br/>
+        <w:t>''I feel bad for the family, because Charlie (Sr.) and Dot are nice people,'' says King, who lives behind the Stuarts. ''They're honest people. They didn't do anything wrong and they can't even walk out the door.''</w:t>
+        <w:br/>
+        <w:t>Neighbor Joanne Bogus, who has lived two houses down from the Stuarts for 14 years, said the Stuart boys were always together and that neighborhood children ''looked up to Chuckie (Charles Jr.).''</w:t>
+        <w:br/>
+        <w:t>King described Charles as the kind of boy who would shovel the snow off an elderly neighbor's steps in the winter. That he could have grown up to be a cold, calculated killer is hard to believe, she said.</w:t>
+        <w:br/>
+        <w:t>''It's really bizarre. This is definitely going to be a movie someday - it's better than the soap operas.''</w:t>
+        <w:br/>
+        <w:t>''Not once did Chuck Stuart give us any reason to believe he was anything but honest,'' said Jay Kakas, the owner at the fur store where Stuart worked. ''If he had, he would have been out of here long ago. Like everyone else, we were duped.''</w:t>
+        <w:br/>
+        <w:t>Contributing: Steve Marshall, John Larrabee.</w:t>
+        <w:br/>
+        <w:br/>
+        <w:t>Notes</w:t>
+        <w:br/>
+        <w:br/>
+        <w:t>Accompanies; Mayor; Boston's 'moving on'</w:t>
         <w:br/>
         <w:br/>
         <w:t>Graphic</w:t>
@@ -89,11 +107,11 @@
         <w:br/>
         <w:t xml:space="preserve"> </w:t>
         <w:br/>
-        <w:t>PHOTO; b/w (Matt Frewer)</w:t>
+        <w:t>PHOTO; b/w, Mark Garfinkel, AP (Murder Cases, boat and divers); PHOTO; b/w, AP (Murder Cases, Carol Stuart)</w:t>
         <w:br/>
         <w:t xml:space="preserve"> </w:t>
         <w:br/>
-        <w:t>CUTLINE: FREWER: 'Doctor, Doctor' banks on his comedic talents.</w:t>
+        <w:t>CUTLINE: SEEKING EVIDENCE: A diver hands a container to officials aboard a Boston police boat in the Pines River Tuesday. Police announced they may have found the weapon used in the Stuart case. CUTLINE: CAROL Stuart: Family described her as a woman with a totally happy life.'</w:t>
       </w:r>
     </w:p>
     <w:sectPr>

--- a/example_articles/race_ethnicity/White/4.race_ethnicity_White_Other_publisher.docx
+++ b/example_articles/race_ethnicity/White/4.race_ethnicity_White_Other_publisher.docx
@@ -7,7 +7,7 @@
         <w:pStyle w:val="Heading1"/>
       </w:pPr>
       <w:r>
-        <w:t>Couple's life was a mirage</w:t>
+        <w:t>DEMOCRATS SHOULD TEMPER THEIR EXPENSIVE ENTHUSIASMS</w:t>
       </w:r>
     </w:p>
     <w:p>
@@ -17,17 +17,17 @@
     </w:p>
     <w:p>
       <w:r>
-        <w:t>Date: 1990-01-10</w:t>
+        <w:t>Date: 2021-11-27</w:t>
       </w:r>
     </w:p>
     <w:p>
       <w:r>
-        <w:t>Section: NEWS; Pg. 3A</w:t>
+        <w:t>Section: OPINION; Pg. WB-2</w:t>
       </w:r>
     </w:p>
     <w:p>
       <w:r>
-        <w:t>Source file: Other publishers/Files (500) (25).DOCX</w:t>
+        <w:t>Source file: Other publishers/Files (500) (3).DOCX</w:t>
       </w:r>
     </w:p>
     <w:p>
@@ -49,57 +49,57 @@
     </w:p>
     <w:p>
       <w:r>
-        <w:t>Charles Stuart lies cold and quiet in Woodlawn Cemetery's Plot 1445, but almost no one is willing to let him or the murder of his pregnant wife Carol lie in peace.</w:t>
+        <w:t>President Joe Biden has been ever a willow, never an oak, bending under progressive winds. Now, however, congressional Democrats should consider tempering their enthusiasm with lucidity. That is, their enthusiasm about their many expensive enthusiasms, with lucidity about the electorate.</w:t>
         <w:br/>
-        <w:t>The shooting of Stuart's wife, his earlier tale that a black assailant was to blame, then his leap last Thursday off the Tobin Bridge after his brother made him the top suspect in his wife's murder has captivated a nation hungry for missing pieces of the sordid puzzle.</w:t>
+        <w:t>This is likely their only way to avoid a dispiriting, for them, 2022: Losing control of either congressional chamber would extinguish Mr. Biden's legislative agenda.</w:t>
         <w:br/>
-        <w:t>''I think all the answers went down in the Mystic River'' where Charles Stuart died, said Kathy King, a neighbor.</w:t>
+        <w:t>So, as the Democrats' kamikaze caucus contemplates a (properly scored) $4 trillion-plus Build Back Better gusher to punctuate a year that has seen the highest inflation in 31 years, this caucus should ponder some data:</w:t>
         <w:br/>
-        <w:t>What is it about the case that ''tugged at every emotion,'' as Joyce Brothers puts it?</w:t>
+        <w:t>Mr. Biden's agenda for swollen government resembles Franklin D. Roosevelt's in 1933 and Lyndon B. Johnson's in 1965.</w:t>
         <w:br/>
-        <w:t>''It has all the elements,'' Brothers said, ''murder, romantic entanglements, money, mystery.'' And anger.</w:t>
+        <w:t>The stark differences are the popular-vote margins that put the three into the presidency: FDR, 17 percentage points; LBJ, 23 points; Biden, 4.5 points. So, in 1933, there were 59 Democratic senators (out of 96) and 313 Democratic representatives. In 1965, there were 68 Democratic senators and 295 Democratic representatives. Today, the numbers are 50 and 221. Analyst Charlie Cook says of 2020:</w:t>
         <w:br/>
-        <w:t>''People are very angry that their emotions were manipulated. People very much resent being made a fool of and many people were very upset by this.''</w:t>
+        <w:t>"The presidential race came down to 125,084 votes spread across Georgia, Arizona, Wisconsin and Pennsylvania.</w:t>
         <w:br/>
-        <w:t>After Charles used his car phone to beg for help during the shooting, the story seemed a tragic end for what the media dubbed the ''Camelot couple.''</w:t>
+        <w:t>"A flip of just 62,543 votes and Donald Trump would now be [well] into a second term.</w:t>
         <w:br/>
-        <w:t>''Theoretically,'' said Brothers, ''they were very much in love … coming back from a natural childbirth class - from what was supposed to have been the happiest moment in their lives.''</w:t>
+        <w:t>"In the Senate, the Georgia seat that put Democrats over the top was a matter of Jon Ossoff winning just 59,944 more votes than David Perdue.</w:t>
         <w:br/>
-        <w:t>Now, Carol Stuart's family talks about the mirage of her ''totally happy life.''</w:t>
+        <w:t>"The margin in the House was 31,751 votes across five districts."</w:t>
         <w:br/>
-        <w:t>''It's unbelievable, we never would have guessed it in a million years,'' said her brother, Carl DiMaiti.</w:t>
+        <w:t>In 2020, five states - Georgia, North Carolina, Arizona, Wisconsin, Pennsylvania - were won by margins of 1.5 percentage points or less. Mr. Biden won all but North Carolina.</w:t>
         <w:br/>
-        <w:t>''She was a little Cinderella,'' said Carol Dunn, who worked with Carol Stuart at Suffolk University Law School in Boston in 1983. ''She was a shining light. She was so bubbly. I never saw her in a bad mood.''</w:t>
+        <w:t>If Mr. Trump had won the three that Mr. Biden carried by less than 1 point - Georgia, Wisconsin, Arizona - he would be president.</w:t>
         <w:br/>
-        <w:t>Dark-haired and petite, Carol Stuart, 30, worried about her weight and always ate salads. Mostly, Dunn said, ''she worried about other people and took care of them.''</w:t>
+        <w:t>The 2012 presidential election was the most recent one in which the Democratic candidate carried even 40% of whites without college educations.</w:t>
         <w:br/>
-        <w:t>Dunn was especially impressed with Carol Stuart's close relationship with her family and then-boyfriend. Charles Stuart, a former altar boy, was as quiet as she was outgoing, says Dunn.</w:t>
+        <w:t>Today, according to David Shor, a Democratic consultant, "If you look inside the Democratic Party, there are three times more moderate or conservative non-white people than very liberal white people, but very liberal white people are infinitely more represented" (emphasis added).</w:t>
         <w:br/>
-        <w:t>Remy Sharrillo, 69, of Medford, who knew Carol since she was 15, said her parents never wanted her to marry Charles.</w:t>
+        <w:t>And between 2016 and 2020, Mr. Trump increased his success with non-white working-class voters. Mr. Biden won a smaller share of both the white and non-white working class vote than Barack Obama received in 2012.</w:t>
         <w:br/>
-        <w:t>''He was a dishwasher,'' said Sharrillo. ''The father didn't like him at all and the wife wasn't that crazy about him either. They finally gave in. … She idolized the guy. She was nuts about him.''</w:t>
+        <w:t>This is one reason Mr. Trump is the first incumbent president to increase his vote total - he did by 10 million - while failing to win re-election. Another reason is that just 10% of those who voted for Mr. Obama in 2012 and Mr. Trump in 2016 voted for Mr. Biden in 2020.</w:t>
         <w:br/>
-        <w:t>At the couple's slate-blue split-level on Reading's Harvest Street, a wreath with little blue teddy bears still hangs on the door. The light above the front door is on.</w:t>
+        <w:t>Ticket-splitting has declined: In 2020, only 16 of 435 congressional districts were won by a presidential candidate of one party and a House candidate of the other.</w:t>
         <w:br/>
-        <w:t>The Revere neighborhood where Charles Stuart grew up is a tight-knit enclave of mostly working-class Irish families. Most have lived there for generations; many are related. Children play in the street while their parents socialize.</w:t>
+        <w:t>In 2008, about 71% of Senate elections were won by the party whose presidential candidate carried the state.</w:t>
         <w:br/>
-        <w:t>''I feel bad for the family, because Charlie (Sr.) and Dot are nice people,'' says King, who lives behind the Stuarts. ''They're honest people. They didn't do anything wrong and they can't even walk out the door.''</w:t>
+        <w:t>In 2020, the figure was 95.6%, the same as with House districts.</w:t>
         <w:br/>
-        <w:t>Neighbor Joanne Bogus, who has lived two houses down from the Stuarts for 14 years, said the Stuart boys were always together and that neighborhood children ''looked up to Chuckie (Charles Jr.).''</w:t>
+        <w:t>But the three states Mr. Biden carried by the largest margins (Maryland, 33.2 points; Massachusetts, 33.5; Vermont, 35.4) have Republican governors.</w:t>
         <w:br/>
-        <w:t>King described Charles as the kind of boy who would shovel the snow off an elderly neighbor's steps in the winter. That he could have grown up to be a cold, calculated killer is hard to believe, she said.</w:t>
+        <w:t>In the 2021-2022 post-census redrawing of congressional districts, Republicans control legislatures in states with 187 districts, and Democrats have complete control in states with just 75.</w:t>
         <w:br/>
-        <w:t>''It's really bizarre. This is definitely going to be a movie someday - it's better than the soap operas.''</w:t>
+        <w:t>Furthermore, House races are susceptible to national waves, and since World War II, average midterm House losses for the president's party are slightly worse in presidents' first terms (23) than on average (22). Also, the most recent president to escape a first-term contraction of his party's Senate caucus in midterm elections was John F. Kennedy in 1962.</w:t>
         <w:br/>
-        <w:t>''Not once did Chuck Stuart give us any reason to believe he was anything but honest,'' said Jay Kakas, the owner at the fur store where Stuart worked. ''If he had, he would have been out of here long ago. Like everyone else, we were duped.''</w:t>
+        <w:t>So, Mr. Biden could become the fifth consecutive president to see his party lose control of both the House and the Senate during his tenure.</w:t>
         <w:br/>
-        <w:t>Contributing: Steve Marshall, John Larrabee.</w:t>
+        <w:t>He could even lose both in the first midterm elections of his tenure. This most recently happened not recently - in 1994 and 1954, during Bill Clinton's and Dwight D. Eisenhower's first terms, respectively.</w:t>
         <w:br/>
+        <w:t>Today's polarization is not unprecedented. When a 1936 Gallup poll asked, "Do you believe the acts and policies of the Roosevelt administration may lead to a dictatorship?" 9% of Democrats said yes, and 83% of Republicans said yes. Today, however, there is broad agreement among Americans about something: Last week's Post-ABC News poll revealed that a landslide 59% are concerned that Mr. Biden would "do too much to increase the size and role of government."</w:t>
         <w:br/>
-        <w:t>Notes</w:t>
+        <w:t>Now, about that Build Back Better gusher ...</w:t>
         <w:br/>
-        <w:br/>
-        <w:t>Accompanies; Mayor; Boston's 'moving on'</w:t>
+        <w:t>George Will is a columnist for The Washington Post.</w:t>
         <w:br/>
         <w:br/>
         <w:t>Graphic</w:t>
@@ -107,11 +107,7 @@
         <w:br/>
         <w:t xml:space="preserve"> </w:t>
         <w:br/>
-        <w:t>PHOTO; b/w, Mark Garfinkel, AP (Murder Cases, boat and divers); PHOTO; b/w, AP (Murder Cases, Carol Stuart)</w:t>
-        <w:br/>
-        <w:t xml:space="preserve"> </w:t>
-        <w:br/>
-        <w:t>CUTLINE: SEEKING EVIDENCE: A diver hands a container to officials aboard a Boston police boat in the Pines River Tuesday. Police announced they may have found the weapon used in the Stuart case. CUTLINE: CAROL Stuart: Family described her as a woman with a totally happy life.'</w:t>
+        <w:t>PHOTO: Branden Camp/Associated Press: U.S. Sen. Jon Ossoff, D-Georgia</w:t>
       </w:r>
     </w:p>
     <w:sectPr>

--- a/example_articles/race_ethnicity/White/4.race_ethnicity_White_Other_publisher.docx
+++ b/example_articles/race_ethnicity/White/4.race_ethnicity_White_Other_publisher.docx
@@ -32,7 +32,7 @@
     </w:p>
     <w:p>
       <w:r>
-        <w:t>Raw race ethnicity result, 'race_ethnicity': White</w:t>
+        <w:t>Raw race ethnicity result, 'race_ethnicity': White and non-white (unspecified non-white groups)</w:t>
       </w:r>
     </w:p>
     <w:p>
